--- a/Lab_Report.docx
+++ b/Lab_Report.docx
@@ -87,7 +87,7 @@
           <w:sz w:val="26"/>
           <w:szCs w:val="28"/>
         </w:rPr>
-        <w:t>object-oriented programming language with c</w:t>
+        <w:t>object-or</w:t>
       </w:r>
       <w:r>
         <w:rPr>
@@ -97,7 +97,29 @@
           <w:sz w:val="26"/>
           <w:szCs w:val="28"/>
         </w:rPr>
-        <w:t>++</w:t>
+        <w:t>iented programming</w:t>
+      </w:r>
+      <w:r>
+        <w:rPr>
+          <w:rFonts w:ascii="Times New Roman" w:hAnsi="Times New Roman" w:cs="Times New Roman"/>
+          <w:b/>
+          <w:caps/>
+          <w:sz w:val="26"/>
+          <w:szCs w:val="28"/>
+        </w:rPr>
+        <w:t xml:space="preserve"> </w:t>
+      </w:r>
+      <w:bookmarkStart w:id="0" w:name="_GoBack"/>
+      <w:bookmarkEnd w:id="0"/>
+      <w:r>
+        <w:rPr>
+          <w:rFonts w:ascii="Times New Roman" w:hAnsi="Times New Roman" w:cs="Times New Roman"/>
+          <w:b/>
+          <w:caps/>
+          <w:sz w:val="26"/>
+          <w:szCs w:val="28"/>
+        </w:rPr>
+        <w:t>LANGUAGE C++</w:t>
       </w:r>
     </w:p>
     <w:p>
@@ -547,7 +569,11 @@
     <w:sdt>
       <w:sdtPr>
         <w:rPr>
-          <w:rFonts w:ascii="Times New Roman" w:hAnsi="Times New Roman" w:cs="Times New Roman"/>
+          <w:rFonts w:ascii="Times New Roman" w:eastAsiaTheme="minorHAnsi" w:hAnsi="Times New Roman" w:cs="Times New Roman"/>
+          <w:color w:val="auto"/>
+          <w:sz w:val="22"/>
+          <w:szCs w:val="20"/>
+          <w:lang w:bidi="ne-NP"/>
         </w:rPr>
         <w:id w:val="-1983072105"/>
         <w:docPartObj>
@@ -557,38 +583,53 @@
       </w:sdtPr>
       <w:sdtEndPr>
         <w:rPr>
-          <w:rFonts w:ascii="Courier New" w:eastAsiaTheme="minorHAnsi" w:hAnsi="Courier New" w:cstheme="minorBidi"/>
+          <w:rFonts w:ascii="Courier New" w:hAnsi="Courier New" w:cstheme="minorBidi"/>
           <w:b/>
           <w:bCs/>
           <w:noProof/>
-          <w:color w:val="auto"/>
-          <w:sz w:val="22"/>
-          <w:szCs w:val="20"/>
-          <w:lang w:bidi="ne-NP"/>
         </w:rPr>
       </w:sdtEndPr>
       <w:sdtContent>
         <w:p>
           <w:pPr>
             <w:pStyle w:val="TOCHeading"/>
+            <w:jc w:val="center"/>
             <w:rPr>
               <w:rFonts w:ascii="Times New Roman" w:hAnsi="Times New Roman" w:cs="Times New Roman"/>
+              <w:bCs/>
+              <w:color w:val="000000" w:themeColor="text1"/>
+              <w:u w:val="single"/>
+              <w14:shadow w14:blurRad="38100" w14:dist="19050" w14:dir="2700000" w14:sx="100000" w14:sy="100000" w14:kx="0" w14:ky="0" w14:algn="tl">
+                <w14:schemeClr w14:val="dk1">
+                  <w14:alpha w14:val="60000"/>
+                </w14:schemeClr>
+              </w14:shadow>
+              <w14:textOutline w14:w="0" w14:cap="flat" w14:cmpd="sng" w14:algn="ctr">
+                <w14:noFill/>
+                <w14:prstDash w14:val="solid"/>
+                <w14:round/>
+              </w14:textOutline>
             </w:rPr>
           </w:pPr>
           <w:r>
             <w:rPr>
               <w:rFonts w:ascii="Times New Roman" w:hAnsi="Times New Roman" w:cs="Times New Roman"/>
+              <w:bCs/>
+              <w:color w:val="000000" w:themeColor="text1"/>
+              <w:u w:val="single"/>
+              <w14:shadow w14:blurRad="38100" w14:dist="19050" w14:dir="2700000" w14:sx="100000" w14:sy="100000" w14:kx="0" w14:ky="0" w14:algn="tl">
+                <w14:schemeClr w14:val="dk1">
+                  <w14:alpha w14:val="60000"/>
+                </w14:schemeClr>
+              </w14:shadow>
+              <w14:textOutline w14:w="0" w14:cap="flat" w14:cmpd="sng" w14:algn="ctr">
+                <w14:noFill/>
+                <w14:prstDash w14:val="solid"/>
+                <w14:round/>
+              </w14:textOutline>
             </w:rPr>
-            <w:t>Object-Oriented Programming with C</w:t>
+            <w:t>Table of Content</w:t>
           </w:r>
-          <w:r>
-            <w:rPr>
-              <w:rFonts w:ascii="Times New Roman" w:hAnsi="Times New Roman" w:cs="Times New Roman"/>
-            </w:rPr>
-            <w:t>++</w:t>
-          </w:r>
-          <w:bookmarkStart w:id="0" w:name="_GoBack"/>
-          <w:bookmarkEnd w:id="0"/>
         </w:p>
         <w:p>
           <w:pPr>
@@ -8018,6 +8059,9 @@
       </w:pPr>
       <w:bookmarkStart w:id="3" w:name="_Toc241049411"/>
       <w:r>
+        <w:rPr>
+          <w:noProof/>
+        </w:rPr>
         <w:drawing>
           <wp:anchor distT="0" distB="0" distL="114300" distR="114300" simplePos="0" relativeHeight="251659264" behindDoc="0" locked="0" layoutInCell="1" allowOverlap="1" wp14:anchorId="4DD67ACE" wp14:editId="383205CE">
             <wp:simplePos x="0" y="0"/>
@@ -8294,6 +8338,9 @@
       </w:pPr>
       <w:bookmarkStart w:id="6" w:name="_Toc241049414"/>
       <w:r>
+        <w:rPr>
+          <w:noProof/>
+        </w:rPr>
         <w:drawing>
           <wp:anchor distT="0" distB="0" distL="114300" distR="114300" simplePos="0" relativeHeight="251661312" behindDoc="0" locked="0" layoutInCell="1" allowOverlap="1" wp14:anchorId="23E04854" wp14:editId="6E438A57">
             <wp:simplePos x="0" y="0"/>
@@ -8648,6 +8695,9 @@
       </w:pPr>
       <w:bookmarkStart w:id="9" w:name="_Toc241049417"/>
       <w:r>
+        <w:rPr>
+          <w:noProof/>
+        </w:rPr>
         <w:drawing>
           <wp:anchor distT="0" distB="0" distL="114300" distR="114300" simplePos="0" relativeHeight="251662336" behindDoc="0" locked="0" layoutInCell="1" allowOverlap="1" wp14:anchorId="7C4F7EAA" wp14:editId="10BB4954">
             <wp:simplePos x="0" y="0"/>
@@ -9280,6 +9330,9 @@
       </w:pPr>
       <w:bookmarkStart w:id="12" w:name="_Toc241049420"/>
       <w:r>
+        <w:rPr>
+          <w:noProof/>
+        </w:rPr>
         <w:drawing>
           <wp:anchor distT="0" distB="0" distL="114300" distR="114300" simplePos="0" relativeHeight="251663360" behindDoc="0" locked="0" layoutInCell="1" allowOverlap="1" wp14:anchorId="4E6F19E2" wp14:editId="1740E1D9">
             <wp:simplePos x="0" y="0"/>
@@ -9873,6 +9926,9 @@
         <w:t>Output</w:t>
       </w:r>
       <w:r>
+        <w:rPr>
+          <w:noProof/>
+        </w:rPr>
         <w:drawing>
           <wp:inline distT="0" distB="0" distL="0" distR="0" wp14:anchorId="7C43043A" wp14:editId="32062CFE">
             <wp:extent cx="5708208" cy="2526323"/>
@@ -10361,6 +10417,9 @@
     </w:p>
     <w:p>
       <w:r>
+        <w:rPr>
+          <w:noProof/>
+        </w:rPr>
         <w:drawing>
           <wp:inline distT="0" distB="0" distL="0" distR="0" wp14:anchorId="06D8F964" wp14:editId="3D9208A5">
             <wp:extent cx="6260123" cy="2651145"/>
@@ -10776,6 +10835,9 @@
     </w:p>
     <w:p>
       <w:r>
+        <w:rPr>
+          <w:noProof/>
+        </w:rPr>
         <w:drawing>
           <wp:inline distT="0" distB="0" distL="0" distR="0" wp14:anchorId="5CD594F1" wp14:editId="3E0642B1">
             <wp:extent cx="6289431" cy="2587319"/>
@@ -11091,6 +11153,9 @@
     </w:p>
     <w:p>
       <w:r>
+        <w:rPr>
+          <w:noProof/>
+        </w:rPr>
         <w:drawing>
           <wp:inline distT="0" distB="0" distL="0" distR="0" wp14:anchorId="49A00FF7" wp14:editId="01125E20">
             <wp:extent cx="6334308" cy="1664677"/>
@@ -11651,6 +11716,9 @@
     </w:p>
     <w:p>
       <w:r>
+        <w:rPr>
+          <w:noProof/>
+        </w:rPr>
         <w:drawing>
           <wp:inline distT="0" distB="0" distL="0" distR="0" wp14:anchorId="553F39B2" wp14:editId="19D371E1">
             <wp:extent cx="5387340" cy="1594338"/>
@@ -12080,6 +12148,9 @@
     </w:p>
     <w:p>
       <w:r>
+        <w:rPr>
+          <w:noProof/>
+        </w:rPr>
         <w:drawing>
           <wp:inline distT="0" distB="0" distL="0" distR="0" wp14:anchorId="5C3A0EDA" wp14:editId="76965F0A">
             <wp:extent cx="6285913" cy="1600200"/>
@@ -12460,6 +12531,9 @@
     </w:p>
     <w:p>
       <w:r>
+        <w:rPr>
+          <w:noProof/>
+        </w:rPr>
         <w:drawing>
           <wp:inline distT="0" distB="0" distL="0" distR="0" wp14:anchorId="686646FB" wp14:editId="4D36EE52">
             <wp:extent cx="6307015" cy="1500554"/>
@@ -13012,6 +13086,9 @@
     </w:p>
     <w:p>
       <w:r>
+        <w:rPr>
+          <w:noProof/>
+        </w:rPr>
         <w:drawing>
           <wp:inline distT="0" distB="0" distL="0" distR="0" wp14:anchorId="49AEC727" wp14:editId="23952E97">
             <wp:extent cx="5387807" cy="1646063"/>
@@ -13373,6 +13450,9 @@
     </w:p>
     <w:p>
       <w:r>
+        <w:rPr>
+          <w:noProof/>
+        </w:rPr>
         <w:drawing>
           <wp:inline distT="0" distB="0" distL="0" distR="0" wp14:anchorId="08BDE19A" wp14:editId="71696270">
             <wp:extent cx="5761219" cy="1577477"/>
@@ -14436,6 +14516,9 @@
     </w:p>
     <w:p>
       <w:r>
+        <w:rPr>
+          <w:noProof/>
+        </w:rPr>
         <w:drawing>
           <wp:inline distT="0" distB="0" distL="0" distR="0" wp14:anchorId="2CA959AB" wp14:editId="308D233B">
             <wp:extent cx="3196397" cy="2116015"/>
@@ -14852,6 +14935,9 @@
     </w:p>
     <w:p>
       <w:r>
+        <w:rPr>
+          <w:noProof/>
+        </w:rPr>
         <w:drawing>
           <wp:inline distT="0" distB="0" distL="0" distR="0" wp14:anchorId="381CB0A3" wp14:editId="467A0228">
             <wp:extent cx="5730737" cy="1447925"/>
@@ -15317,6 +15403,9 @@
     </w:p>
     <w:p>
       <w:r>
+        <w:rPr>
+          <w:noProof/>
+        </w:rPr>
         <w:drawing>
           <wp:inline distT="0" distB="0" distL="0" distR="0" wp14:anchorId="4B75F2FD" wp14:editId="4EEB48EF">
             <wp:extent cx="6037384" cy="1596874"/>
@@ -15751,6 +15840,9 @@
     </w:p>
     <w:p>
       <w:r>
+        <w:rPr>
+          <w:noProof/>
+        </w:rPr>
         <w:drawing>
           <wp:inline distT="0" distB="0" distL="0" distR="0" wp14:anchorId="24172891" wp14:editId="65CE3602">
             <wp:extent cx="6301614" cy="1430215"/>
@@ -16206,6 +16298,9 @@
     </w:p>
     <w:p>
       <w:r>
+        <w:rPr>
+          <w:noProof/>
+        </w:rPr>
         <w:drawing>
           <wp:inline distT="0" distB="0" distL="0" distR="0" wp14:anchorId="13B6E727" wp14:editId="11258187">
             <wp:extent cx="5753599" cy="1684166"/>
@@ -16551,6 +16646,9 @@
     </w:p>
     <w:p>
       <w:r>
+        <w:rPr>
+          <w:noProof/>
+        </w:rPr>
         <w:drawing>
           <wp:inline distT="0" distB="0" distL="0" distR="0" wp14:anchorId="6FFB5E27" wp14:editId="27424F4F">
             <wp:extent cx="6253322" cy="1805353"/>
@@ -16979,6 +17077,9 @@
     </w:p>
     <w:p>
       <w:r>
+        <w:rPr>
+          <w:noProof/>
+        </w:rPr>
         <w:drawing>
           <wp:inline distT="0" distB="0" distL="0" distR="0" wp14:anchorId="32BD0012" wp14:editId="1E0815C0">
             <wp:extent cx="6293819" cy="2268415"/>
@@ -17373,6 +17474,9 @@
     </w:p>
     <w:p>
       <w:r>
+        <w:rPr>
+          <w:noProof/>
+        </w:rPr>
         <w:drawing>
           <wp:inline distT="0" distB="0" distL="0" distR="0" wp14:anchorId="08375BAB" wp14:editId="5353138A">
             <wp:extent cx="6274734" cy="2280139"/>
@@ -17806,6 +17910,9 @@
     </w:p>
     <w:p>
       <w:r>
+        <w:rPr>
+          <w:noProof/>
+        </w:rPr>
         <w:drawing>
           <wp:inline distT="0" distB="0" distL="0" distR="0" wp14:anchorId="32088909" wp14:editId="53430E48">
             <wp:extent cx="6325081" cy="1758461"/>
@@ -18257,6 +18364,9 @@
     </w:p>
     <w:p>
       <w:r>
+        <w:rPr>
+          <w:noProof/>
+        </w:rPr>
         <w:drawing>
           <wp:inline distT="0" distB="0" distL="0" distR="0" wp14:anchorId="6F440D36" wp14:editId="3C9A97D9">
             <wp:extent cx="6398323" cy="1647093"/>
@@ -18773,6 +18883,9 @@
     </w:p>
     <w:p>
       <w:r>
+        <w:rPr>
+          <w:noProof/>
+        </w:rPr>
         <w:drawing>
           <wp:inline distT="0" distB="0" distL="0" distR="0" wp14:anchorId="5CFD02D4" wp14:editId="27AA62D2">
             <wp:extent cx="6254261" cy="1640462"/>
@@ -19146,6 +19259,9 @@
     </w:p>
     <w:p>
       <w:r>
+        <w:rPr>
+          <w:noProof/>
+        </w:rPr>
         <w:drawing>
           <wp:inline distT="0" distB="0" distL="0" distR="0" wp14:anchorId="0179E1DD" wp14:editId="4805DEA5">
             <wp:extent cx="6166873" cy="1910862"/>

--- a/Lab_Report.docx
+++ b/Lab_Report.docx
@@ -87,7 +87,7 @@
           <w:sz w:val="26"/>
           <w:szCs w:val="28"/>
         </w:rPr>
-        <w:t>object-or</w:t>
+        <w:t>obje</w:t>
       </w:r>
       <w:r>
         <w:rPr>
@@ -97,7 +97,7 @@
           <w:sz w:val="26"/>
           <w:szCs w:val="28"/>
         </w:rPr>
-        <w:t>iented programming</w:t>
+        <w:t xml:space="preserve">ct-oriented programming </w:t>
       </w:r>
       <w:r>
         <w:rPr>
@@ -107,10 +107,8 @@
           <w:sz w:val="26"/>
           <w:szCs w:val="28"/>
         </w:rPr>
-        <w:t xml:space="preserve"> </w:t>
-      </w:r>
-      <w:bookmarkStart w:id="0" w:name="_GoBack"/>
-      <w:bookmarkEnd w:id="0"/>
+        <w:t xml:space="preserve"> with c</w:t>
+      </w:r>
       <w:r>
         <w:rPr>
           <w:rFonts w:ascii="Times New Roman" w:hAnsi="Times New Roman" w:cs="Times New Roman"/>
@@ -119,7 +117,7 @@
           <w:sz w:val="26"/>
           <w:szCs w:val="28"/>
         </w:rPr>
-        <w:t>LANGUAGE C++</w:t>
+        <w:t>++</w:t>
       </w:r>
     </w:p>
     <w:p>
@@ -475,7 +473,25 @@
           <w:b/>
           <w:bCs/>
         </w:rPr>
-        <w:t>Object-Oriented Programming language with C</w:t>
+        <w:t>Obje</w:t>
+      </w:r>
+      <w:r>
+        <w:rPr>
+          <w:rFonts w:ascii="Times New Roman" w:hAnsi="Times New Roman" w:cs="Times New Roman"/>
+          <w:b/>
+          <w:bCs/>
+        </w:rPr>
+        <w:t>ct-Oriented Programming</w:t>
+      </w:r>
+      <w:bookmarkStart w:id="0" w:name="_GoBack"/>
+      <w:bookmarkEnd w:id="0"/>
+      <w:r>
+        <w:rPr>
+          <w:rFonts w:ascii="Times New Roman" w:hAnsi="Times New Roman" w:cs="Times New Roman"/>
+          <w:b/>
+          <w:bCs/>
+        </w:rPr>
+        <w:t xml:space="preserve"> with C</w:t>
       </w:r>
       <w:r>
         <w:rPr>
@@ -8059,21 +8075,22 @@
       </w:pPr>
       <w:bookmarkStart w:id="3" w:name="_Toc241049411"/>
       <w:r>
+        <w:t>Output</w:t>
+      </w:r>
+      <w:bookmarkEnd w:id="3"/>
+      <w:r>
+        <w:tab/>
+      </w:r>
+    </w:p>
+    <w:p>
+      <w:r>
         <w:rPr>
           <w:noProof/>
         </w:rPr>
         <w:drawing>
-          <wp:anchor distT="0" distB="0" distL="114300" distR="114300" simplePos="0" relativeHeight="251659264" behindDoc="0" locked="0" layoutInCell="1" allowOverlap="1" wp14:anchorId="4DD67ACE" wp14:editId="383205CE">
-            <wp:simplePos x="0" y="0"/>
-            <wp:positionH relativeFrom="column">
-              <wp:posOffset>34925</wp:posOffset>
-            </wp:positionH>
-            <wp:positionV relativeFrom="paragraph">
-              <wp:posOffset>421640</wp:posOffset>
-            </wp:positionV>
-            <wp:extent cx="5715000" cy="1518285"/>
-            <wp:effectExtent l="0" t="0" r="0" b="5715"/>
-            <wp:wrapSquare wrapText="bothSides"/>
+          <wp:inline distT="0" distB="0" distL="0" distR="0" wp14:anchorId="5944C049" wp14:editId="0B4AB95D">
+            <wp:extent cx="6191927" cy="1752600"/>
+            <wp:effectExtent l="0" t="0" r="0" b="0"/>
             <wp:docPr id="1" name="Picture 1"/>
             <wp:cNvGraphicFramePr>
               <a:graphicFrameLocks xmlns:a="http://schemas.openxmlformats.org/drawingml/2006/main" noChangeAspect="1"/>
@@ -8086,13 +8103,7 @@
                     <pic:cNvPicPr/>
                   </pic:nvPicPr>
                   <pic:blipFill>
-                    <a:blip r:embed="rId9">
-                      <a:extLst>
-                        <a:ext uri="{28A0092B-C50C-407E-A947-70E740481C1C}">
-                          <a14:useLocalDpi xmlns:a14="http://schemas.microsoft.com/office/drawing/2010/main" val="0"/>
-                        </a:ext>
-                      </a:extLst>
-                    </a:blip>
+                    <a:blip r:embed="rId9"/>
                     <a:stretch>
                       <a:fillRect/>
                     </a:stretch>
@@ -8100,7 +8111,7 @@
                   <pic:spPr>
                     <a:xfrm>
                       <a:off x="0" y="0"/>
-                      <a:ext cx="5715000" cy="1518285"/>
+                      <a:ext cx="6200141" cy="1754925"/>
                     </a:xfrm>
                     <a:prstGeom prst="rect">
                       <a:avLst/>
@@ -8109,21 +8120,8 @@
                 </pic:pic>
               </a:graphicData>
             </a:graphic>
-            <wp14:sizeRelH relativeFrom="page">
-              <wp14:pctWidth>0</wp14:pctWidth>
-            </wp14:sizeRelH>
-            <wp14:sizeRelV relativeFrom="page">
-              <wp14:pctHeight>0</wp14:pctHeight>
-            </wp14:sizeRelV>
-          </wp:anchor>
+          </wp:inline>
         </w:drawing>
-      </w:r>
-      <w:r>
-        <w:t>Output</w:t>
-      </w:r>
-      <w:bookmarkEnd w:id="3"/>
-      <w:r>
-        <w:tab/>
       </w:r>
     </w:p>
     <w:p>
@@ -8225,12 +8223,34 @@
       <w:proofErr w:type="spellStart"/>
       <w:proofErr w:type="gramStart"/>
       <w:r>
-        <w:t>n,i</w:t>
+        <w:t>n,</w:t>
+      </w:r>
+      <w:r>
+        <w:t>i</w:t>
       </w:r>
       <w:proofErr w:type="spellEnd"/>
       <w:proofErr w:type="gramEnd"/>
       <w:r>
-        <w:t>, sum = 0;</w:t>
+        <w:t>;</w:t>
+      </w:r>
+      <w:r>
+        <w:t xml:space="preserve"> </w:t>
+      </w:r>
+    </w:p>
+    <w:p>
+      <w:pPr>
+        <w:ind w:firstLine="720"/>
+      </w:pPr>
+      <w:proofErr w:type="spellStart"/>
+      <w:r>
+        <w:t>int</w:t>
+      </w:r>
+      <w:proofErr w:type="spellEnd"/>
+      <w:r>
+        <w:t xml:space="preserve"> </w:t>
+      </w:r>
+      <w:r>
+        <w:t>sum = 0;</w:t>
       </w:r>
     </w:p>
     <w:p>
@@ -8337,23 +8357,21 @@
         <w:pStyle w:val="Heading2"/>
       </w:pPr>
       <w:bookmarkStart w:id="6" w:name="_Toc241049414"/>
+      <w:r>
+        <w:t>Output</w:t>
+      </w:r>
+      <w:bookmarkEnd w:id="6"/>
+    </w:p>
+    <w:p>
       <w:r>
         <w:rPr>
           <w:noProof/>
         </w:rPr>
         <w:drawing>
-          <wp:anchor distT="0" distB="0" distL="114300" distR="114300" simplePos="0" relativeHeight="251661312" behindDoc="0" locked="0" layoutInCell="1" allowOverlap="1" wp14:anchorId="23E04854" wp14:editId="6E438A57">
-            <wp:simplePos x="0" y="0"/>
-            <wp:positionH relativeFrom="column">
-              <wp:posOffset>0</wp:posOffset>
-            </wp:positionH>
-            <wp:positionV relativeFrom="paragraph">
-              <wp:posOffset>389890</wp:posOffset>
-            </wp:positionV>
-            <wp:extent cx="5774690" cy="1670050"/>
-            <wp:effectExtent l="0" t="0" r="0" b="6350"/>
-            <wp:wrapSquare wrapText="bothSides"/>
-            <wp:docPr id="2" name="Picture 2"/>
+          <wp:inline distT="0" distB="0" distL="0" distR="0" wp14:anchorId="2EC47D47" wp14:editId="7B829E3E">
+            <wp:extent cx="6419425" cy="1699260"/>
+            <wp:effectExtent l="0" t="0" r="635" b="0"/>
+            <wp:docPr id="27" name="Picture 27"/>
             <wp:cNvGraphicFramePr>
               <a:graphicFrameLocks xmlns:a="http://schemas.openxmlformats.org/drawingml/2006/main" noChangeAspect="1"/>
             </wp:cNvGraphicFramePr>
@@ -8365,13 +8383,7 @@
                     <pic:cNvPicPr/>
                   </pic:nvPicPr>
                   <pic:blipFill>
-                    <a:blip r:embed="rId10">
-                      <a:extLst>
-                        <a:ext uri="{28A0092B-C50C-407E-A947-70E740481C1C}">
-                          <a14:useLocalDpi xmlns:a14="http://schemas.microsoft.com/office/drawing/2010/main" val="0"/>
-                        </a:ext>
-                      </a:extLst>
-                    </a:blip>
+                    <a:blip r:embed="rId10"/>
                     <a:stretch>
                       <a:fillRect/>
                     </a:stretch>
@@ -8379,7 +8391,7 @@
                   <pic:spPr>
                     <a:xfrm>
                       <a:off x="0" y="0"/>
-                      <a:ext cx="5774690" cy="1670050"/>
+                      <a:ext cx="6433752" cy="1703053"/>
                     </a:xfrm>
                     <a:prstGeom prst="rect">
                       <a:avLst/>
@@ -8388,31 +8400,13 @@
                 </pic:pic>
               </a:graphicData>
             </a:graphic>
-            <wp14:sizeRelH relativeFrom="page">
-              <wp14:pctWidth>0</wp14:pctWidth>
-            </wp14:sizeRelH>
-            <wp14:sizeRelV relativeFrom="page">
-              <wp14:pctHeight>0</wp14:pctHeight>
-            </wp14:sizeRelV>
-          </wp:anchor>
+          </wp:inline>
         </w:drawing>
       </w:r>
-      <w:r>
-        <w:t>Output</w:t>
-      </w:r>
-      <w:bookmarkEnd w:id="6"/>
     </w:p>
     <w:p/>
     <w:p/>
     <w:p/>
-    <w:p/>
-    <w:p/>
-    <w:p/>
-    <w:p/>
-    <w:p/>
-    <w:p/>
-    <w:p/>
-    <w:p/>
     <w:p>
       <w:pPr>
         <w:pStyle w:val="Heading1"/>
@@ -8694,23 +8688,21 @@
         <w:pStyle w:val="Heading2"/>
       </w:pPr>
       <w:bookmarkStart w:id="9" w:name="_Toc241049417"/>
+      <w:r>
+        <w:t>Output</w:t>
+      </w:r>
+      <w:bookmarkEnd w:id="9"/>
+    </w:p>
+    <w:p>
       <w:r>
         <w:rPr>
           <w:noProof/>
         </w:rPr>
         <w:drawing>
-          <wp:anchor distT="0" distB="0" distL="114300" distR="114300" simplePos="0" relativeHeight="251662336" behindDoc="0" locked="0" layoutInCell="1" allowOverlap="1" wp14:anchorId="7C4F7EAA" wp14:editId="10BB4954">
-            <wp:simplePos x="0" y="0"/>
-            <wp:positionH relativeFrom="column">
-              <wp:posOffset>0</wp:posOffset>
-            </wp:positionH>
-            <wp:positionV relativeFrom="paragraph">
-              <wp:posOffset>492760</wp:posOffset>
-            </wp:positionV>
-            <wp:extent cx="6013450" cy="2016125"/>
-            <wp:effectExtent l="0" t="0" r="6350" b="3175"/>
-            <wp:wrapSquare wrapText="bothSides"/>
-            <wp:docPr id="3" name="Picture 3"/>
+          <wp:inline distT="0" distB="0" distL="0" distR="0" wp14:anchorId="49E522D8" wp14:editId="3D7316E6">
+            <wp:extent cx="6449598" cy="1844040"/>
+            <wp:effectExtent l="0" t="0" r="8890" b="3810"/>
+            <wp:docPr id="28" name="Picture 28"/>
             <wp:cNvGraphicFramePr>
               <a:graphicFrameLocks xmlns:a="http://schemas.openxmlformats.org/drawingml/2006/main" noChangeAspect="1"/>
             </wp:cNvGraphicFramePr>
@@ -8722,13 +8714,7 @@
                     <pic:cNvPicPr/>
                   </pic:nvPicPr>
                   <pic:blipFill>
-                    <a:blip r:embed="rId11">
-                      <a:extLst>
-                        <a:ext uri="{28A0092B-C50C-407E-A947-70E740481C1C}">
-                          <a14:useLocalDpi xmlns:a14="http://schemas.microsoft.com/office/drawing/2010/main" val="0"/>
-                        </a:ext>
-                      </a:extLst>
-                    </a:blip>
+                    <a:blip r:embed="rId11"/>
                     <a:stretch>
                       <a:fillRect/>
                     </a:stretch>
@@ -8736,7 +8722,7 @@
                   <pic:spPr>
                     <a:xfrm>
                       <a:off x="0" y="0"/>
-                      <a:ext cx="6013450" cy="2016125"/>
+                      <a:ext cx="6478603" cy="1852333"/>
                     </a:xfrm>
                     <a:prstGeom prst="rect">
                       <a:avLst/>
@@ -8745,22 +8731,13 @@
                 </pic:pic>
               </a:graphicData>
             </a:graphic>
-            <wp14:sizeRelH relativeFrom="page">
-              <wp14:pctWidth>0</wp14:pctWidth>
-            </wp14:sizeRelH>
-            <wp14:sizeRelV relativeFrom="page">
-              <wp14:pctHeight>0</wp14:pctHeight>
-            </wp14:sizeRelV>
-          </wp:anchor>
+          </wp:inline>
         </w:drawing>
       </w:r>
-      <w:r>
-        <w:t>Output</w:t>
-      </w:r>
-      <w:bookmarkEnd w:id="9"/>
     </w:p>
     <w:p/>
     <w:p/>
+    <w:p/>
     <w:p>
       <w:pPr>
         <w:pStyle w:val="Heading1"/>
@@ -9329,23 +9306,21 @@
         <w:spacing w:before="0"/>
       </w:pPr>
       <w:bookmarkStart w:id="12" w:name="_Toc241049420"/>
+      <w:r>
+        <w:t>Output</w:t>
+      </w:r>
+      <w:bookmarkEnd w:id="12"/>
+    </w:p>
+    <w:p>
       <w:r>
         <w:rPr>
           <w:noProof/>
         </w:rPr>
         <w:drawing>
-          <wp:anchor distT="0" distB="0" distL="114300" distR="114300" simplePos="0" relativeHeight="251663360" behindDoc="0" locked="0" layoutInCell="1" allowOverlap="1" wp14:anchorId="4E6F19E2" wp14:editId="1740E1D9">
-            <wp:simplePos x="0" y="0"/>
-            <wp:positionH relativeFrom="column">
-              <wp:posOffset>143510</wp:posOffset>
-            </wp:positionH>
-            <wp:positionV relativeFrom="paragraph">
-              <wp:posOffset>263525</wp:posOffset>
-            </wp:positionV>
-            <wp:extent cx="5456555" cy="1711325"/>
-            <wp:effectExtent l="0" t="0" r="0" b="3175"/>
-            <wp:wrapSquare wrapText="bothSides"/>
-            <wp:docPr id="4" name="Picture 4"/>
+          <wp:inline distT="0" distB="0" distL="0" distR="0" wp14:anchorId="00CC68B7" wp14:editId="0F98C8B0">
+            <wp:extent cx="6073140" cy="2003819"/>
+            <wp:effectExtent l="0" t="0" r="3810" b="0"/>
+            <wp:docPr id="29" name="Picture 29"/>
             <wp:cNvGraphicFramePr>
               <a:graphicFrameLocks xmlns:a="http://schemas.openxmlformats.org/drawingml/2006/main" noChangeAspect="1"/>
             </wp:cNvGraphicFramePr>
@@ -9357,13 +9332,7 @@
                     <pic:cNvPicPr/>
                   </pic:nvPicPr>
                   <pic:blipFill>
-                    <a:blip r:embed="rId12">
-                      <a:extLst>
-                        <a:ext uri="{28A0092B-C50C-407E-A947-70E740481C1C}">
-                          <a14:useLocalDpi xmlns:a14="http://schemas.microsoft.com/office/drawing/2010/main" val="0"/>
-                        </a:ext>
-                      </a:extLst>
-                    </a:blip>
+                    <a:blip r:embed="rId12"/>
                     <a:stretch>
                       <a:fillRect/>
                     </a:stretch>
@@ -9371,7 +9340,7 @@
                   <pic:spPr>
                     <a:xfrm>
                       <a:off x="0" y="0"/>
-                      <a:ext cx="5456555" cy="1711325"/>
+                      <a:ext cx="6097479" cy="2011850"/>
                     </a:xfrm>
                     <a:prstGeom prst="rect">
                       <a:avLst/>
@@ -9380,27 +9349,10 @@
                 </pic:pic>
               </a:graphicData>
             </a:graphic>
-            <wp14:sizeRelH relativeFrom="page">
-              <wp14:pctWidth>0</wp14:pctWidth>
-            </wp14:sizeRelH>
-            <wp14:sizeRelV relativeFrom="page">
-              <wp14:pctHeight>0</wp14:pctHeight>
-            </wp14:sizeRelV>
-          </wp:anchor>
+          </wp:inline>
         </w:drawing>
       </w:r>
-      <w:r>
-        <w:t>Output</w:t>
-      </w:r>
-      <w:bookmarkEnd w:id="12"/>
-    </w:p>
-    <w:p/>
-    <w:p/>
-    <w:p/>
-    <w:p/>
-    <w:p/>
-    <w:p/>
-    <w:p/>
+    </w:p>
     <w:p>
       <w:pPr>
         <w:pStyle w:val="Heading1"/>
@@ -9920,20 +9872,26 @@
       <w:pPr>
         <w:pStyle w:val="Heading2"/>
         <w:spacing w:before="0"/>
+        <w:rPr>
+          <w:noProof/>
+        </w:rPr>
       </w:pPr>
       <w:bookmarkStart w:id="15" w:name="_Toc241049423"/>
       <w:r>
         <w:t>Output</w:t>
       </w:r>
+      <w:bookmarkEnd w:id="15"/>
+    </w:p>
+    <w:p>
       <w:r>
         <w:rPr>
           <w:noProof/>
         </w:rPr>
         <w:drawing>
-          <wp:inline distT="0" distB="0" distL="0" distR="0" wp14:anchorId="7C43043A" wp14:editId="32062CFE">
-            <wp:extent cx="5708208" cy="2526323"/>
-            <wp:effectExtent l="0" t="0" r="6985" b="7620"/>
-            <wp:docPr id="5" name="Picture 5"/>
+          <wp:inline distT="0" distB="0" distL="0" distR="0" wp14:anchorId="0B042A02" wp14:editId="76DFD472">
+            <wp:extent cx="6080760" cy="2567940"/>
+            <wp:effectExtent l="0" t="0" r="0" b="3810"/>
+            <wp:docPr id="30" name="Picture 30"/>
             <wp:cNvGraphicFramePr>
               <a:graphicFrameLocks xmlns:a="http://schemas.openxmlformats.org/drawingml/2006/main" noChangeAspect="1"/>
             </wp:cNvGraphicFramePr>
@@ -9953,7 +9911,7 @@
                   <pic:spPr>
                     <a:xfrm>
                       <a:off x="0" y="0"/>
-                      <a:ext cx="5735610" cy="2538450"/>
+                      <a:ext cx="6081288" cy="2568163"/>
                     </a:xfrm>
                     <a:prstGeom prst="rect">
                       <a:avLst/>
@@ -9965,7 +9923,6 @@
           </wp:inline>
         </w:drawing>
       </w:r>
-      <w:bookmarkEnd w:id="15"/>
     </w:p>
     <w:p/>
     <w:p>
@@ -10421,10 +10378,10 @@
           <w:noProof/>
         </w:rPr>
         <w:drawing>
-          <wp:inline distT="0" distB="0" distL="0" distR="0" wp14:anchorId="06D8F964" wp14:editId="3D9208A5">
-            <wp:extent cx="6260123" cy="2651145"/>
-            <wp:effectExtent l="0" t="0" r="7620" b="0"/>
-            <wp:docPr id="7" name="Picture 7"/>
+          <wp:inline distT="0" distB="0" distL="0" distR="0" wp14:anchorId="753A6ABF" wp14:editId="694600CD">
+            <wp:extent cx="6377940" cy="2848128"/>
+            <wp:effectExtent l="0" t="0" r="3810" b="9525"/>
+            <wp:docPr id="31" name="Picture 31"/>
             <wp:cNvGraphicFramePr>
               <a:graphicFrameLocks xmlns:a="http://schemas.openxmlformats.org/drawingml/2006/main" noChangeAspect="1"/>
             </wp:cNvGraphicFramePr>
@@ -10444,7 +10401,7 @@
                   <pic:spPr>
                     <a:xfrm>
                       <a:off x="0" y="0"/>
-                      <a:ext cx="6270111" cy="2655375"/>
+                      <a:ext cx="6402688" cy="2859180"/>
                     </a:xfrm>
                     <a:prstGeom prst="rect">
                       <a:avLst/>
@@ -10839,10 +10796,10 @@
           <w:noProof/>
         </w:rPr>
         <w:drawing>
-          <wp:inline distT="0" distB="0" distL="0" distR="0" wp14:anchorId="5CD594F1" wp14:editId="3E0642B1">
-            <wp:extent cx="6289431" cy="2587319"/>
-            <wp:effectExtent l="0" t="0" r="0" b="3810"/>
-            <wp:docPr id="8" name="Picture 8"/>
+          <wp:inline distT="0" distB="0" distL="0" distR="0" wp14:anchorId="71BFAEC6" wp14:editId="56F82ABF">
+            <wp:extent cx="6263640" cy="2819994"/>
+            <wp:effectExtent l="0" t="0" r="3810" b="0"/>
+            <wp:docPr id="32" name="Picture 32"/>
             <wp:cNvGraphicFramePr>
               <a:graphicFrameLocks xmlns:a="http://schemas.openxmlformats.org/drawingml/2006/main" noChangeAspect="1"/>
             </wp:cNvGraphicFramePr>
@@ -10862,7 +10819,7 @@
                   <pic:spPr>
                     <a:xfrm>
                       <a:off x="0" y="0"/>
-                      <a:ext cx="6301490" cy="2592280"/>
+                      <a:ext cx="6283184" cy="2828793"/>
                     </a:xfrm>
                     <a:prstGeom prst="rect">
                       <a:avLst/>
@@ -11157,10 +11114,10 @@
           <w:noProof/>
         </w:rPr>
         <w:drawing>
-          <wp:inline distT="0" distB="0" distL="0" distR="0" wp14:anchorId="49A00FF7" wp14:editId="01125E20">
-            <wp:extent cx="6334308" cy="1664677"/>
+          <wp:inline distT="0" distB="0" distL="0" distR="0" wp14:anchorId="00FDAD15" wp14:editId="04741FCA">
+            <wp:extent cx="6276802" cy="1485900"/>
             <wp:effectExtent l="0" t="0" r="0" b="0"/>
-            <wp:docPr id="9" name="Picture 9"/>
+            <wp:docPr id="33" name="Picture 33"/>
             <wp:cNvGraphicFramePr>
               <a:graphicFrameLocks xmlns:a="http://schemas.openxmlformats.org/drawingml/2006/main" noChangeAspect="1"/>
             </wp:cNvGraphicFramePr>
@@ -11180,7 +11137,7 @@
                   <pic:spPr>
                     <a:xfrm>
                       <a:off x="0" y="0"/>
-                      <a:ext cx="6380713" cy="1676873"/>
+                      <a:ext cx="6301045" cy="1491639"/>
                     </a:xfrm>
                     <a:prstGeom prst="rect">
                       <a:avLst/>
@@ -11220,6 +11177,13 @@
     </w:p>
     <w:p>
       <w:pPr>
+        <w:tabs>
+          <w:tab w:val="left" w:pos="2723"/>
+        </w:tabs>
+      </w:pPr>
+    </w:p>
+    <w:p>
+      <w:pPr>
         <w:pStyle w:val="Heading1"/>
       </w:pPr>
       <w:bookmarkStart w:id="25" w:name="_Toc241049433"/>
@@ -11720,10 +11684,10 @@
           <w:noProof/>
         </w:rPr>
         <w:drawing>
-          <wp:inline distT="0" distB="0" distL="0" distR="0" wp14:anchorId="553F39B2" wp14:editId="19D371E1">
-            <wp:extent cx="5387340" cy="1594338"/>
-            <wp:effectExtent l="0" t="0" r="3810" b="6350"/>
-            <wp:docPr id="10" name="Picture 10"/>
+          <wp:inline distT="0" distB="0" distL="0" distR="0" wp14:anchorId="4987C7C3" wp14:editId="4E4EDFB6">
+            <wp:extent cx="6035040" cy="1615440"/>
+            <wp:effectExtent l="0" t="0" r="3810" b="3810"/>
+            <wp:docPr id="34" name="Picture 34"/>
             <wp:cNvGraphicFramePr>
               <a:graphicFrameLocks xmlns:a="http://schemas.openxmlformats.org/drawingml/2006/main" noChangeAspect="1"/>
             </wp:cNvGraphicFramePr>
@@ -11743,7 +11707,7 @@
                   <pic:spPr>
                     <a:xfrm>
                       <a:off x="0" y="0"/>
-                      <a:ext cx="5394783" cy="1596541"/>
+                      <a:ext cx="6035567" cy="1615581"/>
                     </a:xfrm>
                     <a:prstGeom prst="rect">
                       <a:avLst/>
@@ -12152,10 +12116,10 @@
           <w:noProof/>
         </w:rPr>
         <w:drawing>
-          <wp:inline distT="0" distB="0" distL="0" distR="0" wp14:anchorId="5C3A0EDA" wp14:editId="76965F0A">
-            <wp:extent cx="6285913" cy="1600200"/>
+          <wp:inline distT="0" distB="0" distL="0" distR="0" wp14:anchorId="78CB6030" wp14:editId="3337989E">
+            <wp:extent cx="6285940" cy="1607820"/>
             <wp:effectExtent l="0" t="0" r="635" b="0"/>
-            <wp:docPr id="11" name="Picture 11"/>
+            <wp:docPr id="35" name="Picture 35"/>
             <wp:cNvGraphicFramePr>
               <a:graphicFrameLocks xmlns:a="http://schemas.openxmlformats.org/drawingml/2006/main" noChangeAspect="1"/>
             </wp:cNvGraphicFramePr>
@@ -12175,7 +12139,7 @@
                   <pic:spPr>
                     <a:xfrm>
                       <a:off x="0" y="0"/>
-                      <a:ext cx="6356346" cy="1618130"/>
+                      <a:ext cx="6298501" cy="1611033"/>
                     </a:xfrm>
                     <a:prstGeom prst="rect">
                       <a:avLst/>
@@ -12535,10 +12499,10 @@
           <w:noProof/>
         </w:rPr>
         <w:drawing>
-          <wp:inline distT="0" distB="0" distL="0" distR="0" wp14:anchorId="686646FB" wp14:editId="4D36EE52">
-            <wp:extent cx="6307015" cy="1500554"/>
-            <wp:effectExtent l="0" t="0" r="0" b="4445"/>
-            <wp:docPr id="12" name="Picture 12"/>
+          <wp:inline distT="0" distB="0" distL="0" distR="0" wp14:anchorId="16E47B7E" wp14:editId="74A0C030">
+            <wp:extent cx="6389544" cy="1805940"/>
+            <wp:effectExtent l="0" t="0" r="0" b="3810"/>
+            <wp:docPr id="36" name="Picture 36"/>
             <wp:cNvGraphicFramePr>
               <a:graphicFrameLocks xmlns:a="http://schemas.openxmlformats.org/drawingml/2006/main" noChangeAspect="1"/>
             </wp:cNvGraphicFramePr>
@@ -12558,7 +12522,7 @@
                   <pic:spPr>
                     <a:xfrm>
                       <a:off x="0" y="0"/>
-                      <a:ext cx="6337342" cy="1507769"/>
+                      <a:ext cx="6403317" cy="1809833"/>
                     </a:xfrm>
                     <a:prstGeom prst="rect">
                       <a:avLst/>
@@ -12577,7 +12541,6 @@
     <w:p/>
     <w:p/>
     <w:p/>
-    <w:p/>
     <w:p>
       <w:pPr>
         <w:pStyle w:val="Heading1"/>
@@ -13090,10 +13053,10 @@
           <w:noProof/>
         </w:rPr>
         <w:drawing>
-          <wp:inline distT="0" distB="0" distL="0" distR="0" wp14:anchorId="49AEC727" wp14:editId="23952E97">
-            <wp:extent cx="5387807" cy="1646063"/>
-            <wp:effectExtent l="0" t="0" r="3810" b="0"/>
-            <wp:docPr id="13" name="Picture 13"/>
+          <wp:inline distT="0" distB="0" distL="0" distR="0" wp14:anchorId="2A90438B" wp14:editId="5BE07436">
+            <wp:extent cx="6175822" cy="1950720"/>
+            <wp:effectExtent l="0" t="0" r="0" b="0"/>
+            <wp:docPr id="38" name="Picture 38"/>
             <wp:cNvGraphicFramePr>
               <a:graphicFrameLocks xmlns:a="http://schemas.openxmlformats.org/drawingml/2006/main" noChangeAspect="1"/>
             </wp:cNvGraphicFramePr>
@@ -13113,7 +13076,7 @@
                   <pic:spPr>
                     <a:xfrm>
                       <a:off x="0" y="0"/>
-                      <a:ext cx="5387807" cy="1646063"/>
+                      <a:ext cx="6200026" cy="1958365"/>
                     </a:xfrm>
                     <a:prstGeom prst="rect">
                       <a:avLst/>
@@ -13454,10 +13417,10 @@
           <w:noProof/>
         </w:rPr>
         <w:drawing>
-          <wp:inline distT="0" distB="0" distL="0" distR="0" wp14:anchorId="08BDE19A" wp14:editId="71696270">
-            <wp:extent cx="5761219" cy="1577477"/>
-            <wp:effectExtent l="0" t="0" r="0" b="3810"/>
-            <wp:docPr id="14" name="Picture 14"/>
+          <wp:inline distT="0" distB="0" distL="0" distR="0" wp14:anchorId="7A8A7D30" wp14:editId="601CEDDA">
+            <wp:extent cx="6385338" cy="1866900"/>
+            <wp:effectExtent l="0" t="0" r="0" b="0"/>
+            <wp:docPr id="39" name="Picture 39"/>
             <wp:cNvGraphicFramePr>
               <a:graphicFrameLocks xmlns:a="http://schemas.openxmlformats.org/drawingml/2006/main" noChangeAspect="1"/>
             </wp:cNvGraphicFramePr>
@@ -13477,7 +13440,7 @@
                   <pic:spPr>
                     <a:xfrm>
                       <a:off x="0" y="0"/>
-                      <a:ext cx="5761219" cy="1577477"/>
+                      <a:ext cx="6396225" cy="1870083"/>
                     </a:xfrm>
                     <a:prstGeom prst="rect">
                       <a:avLst/>
@@ -13537,7 +13500,6 @@
       </w:pPr>
       <w:bookmarkStart w:id="40" w:name="_Toc241049448"/>
       <w:r>
-        <w:lastRenderedPageBreak/>
         <w:t>Write a C++ program to demonstrate different modes of inheritance.</w:t>
       </w:r>
       <w:bookmarkEnd w:id="40"/>
@@ -13656,7 +13618,10 @@
       </w:r>
       <w:proofErr w:type="spellEnd"/>
       <w:r>
-        <w:t xml:space="preserve"> = 10;</w:t>
+        <w:t xml:space="preserve"> = 11</w:t>
+      </w:r>
+      <w:r>
+        <w:t>;</w:t>
       </w:r>
     </w:p>
     <w:p>
@@ -13692,7 +13657,10 @@
       </w:r>
       <w:proofErr w:type="spellEnd"/>
       <w:r>
-        <w:t xml:space="preserve"> = 20;</w:t>
+        <w:t xml:space="preserve"> = 21</w:t>
+      </w:r>
+      <w:r>
+        <w:t>;</w:t>
       </w:r>
     </w:p>
     <w:p>
@@ -13728,7 +13696,10 @@
       </w:r>
       <w:proofErr w:type="spellEnd"/>
       <w:r>
-        <w:t xml:space="preserve"> = 30;</w:t>
+        <w:t xml:space="preserve"> = 31</w:t>
+      </w:r>
+      <w:r>
+        <w:t>;</w:t>
       </w:r>
     </w:p>
     <w:p>
@@ -14520,10 +14491,10 @@
           <w:noProof/>
         </w:rPr>
         <w:drawing>
-          <wp:inline distT="0" distB="0" distL="0" distR="0" wp14:anchorId="2CA959AB" wp14:editId="308D233B">
-            <wp:extent cx="3196397" cy="2116015"/>
-            <wp:effectExtent l="0" t="0" r="4445" b="0"/>
-            <wp:docPr id="15" name="Picture 15"/>
+          <wp:inline distT="0" distB="0" distL="0" distR="0" wp14:anchorId="62F71C35" wp14:editId="5A1F0638">
+            <wp:extent cx="3219450" cy="1699260"/>
+            <wp:effectExtent l="0" t="0" r="0" b="0"/>
+            <wp:docPr id="40" name="Picture 40"/>
             <wp:cNvGraphicFramePr>
               <a:graphicFrameLocks xmlns:a="http://schemas.openxmlformats.org/drawingml/2006/main" noChangeAspect="1"/>
             </wp:cNvGraphicFramePr>
@@ -14543,7 +14514,7 @@
                   <pic:spPr>
                     <a:xfrm>
                       <a:off x="0" y="0"/>
-                      <a:ext cx="3208884" cy="2124281"/>
+                      <a:ext cx="3230981" cy="1705346"/>
                     </a:xfrm>
                     <a:prstGeom prst="rect">
                       <a:avLst/>
@@ -14939,10 +14910,10 @@
           <w:noProof/>
         </w:rPr>
         <w:drawing>
-          <wp:inline distT="0" distB="0" distL="0" distR="0" wp14:anchorId="381CB0A3" wp14:editId="467A0228">
-            <wp:extent cx="5730737" cy="1447925"/>
-            <wp:effectExtent l="0" t="0" r="3810" b="0"/>
-            <wp:docPr id="16" name="Picture 16"/>
+          <wp:inline distT="0" distB="0" distL="0" distR="0" wp14:anchorId="78285E55" wp14:editId="6DEEA8FA">
+            <wp:extent cx="6315160" cy="1607820"/>
+            <wp:effectExtent l="0" t="0" r="9525" b="0"/>
+            <wp:docPr id="41" name="Picture 41"/>
             <wp:cNvGraphicFramePr>
               <a:graphicFrameLocks xmlns:a="http://schemas.openxmlformats.org/drawingml/2006/main" noChangeAspect="1"/>
             </wp:cNvGraphicFramePr>
@@ -14962,7 +14933,7 @@
                   <pic:spPr>
                     <a:xfrm>
                       <a:off x="0" y="0"/>
-                      <a:ext cx="5730737" cy="1447925"/>
+                      <a:ext cx="6322402" cy="1609664"/>
                     </a:xfrm>
                     <a:prstGeom prst="rect">
                       <a:avLst/>
@@ -14981,15 +14952,13 @@
     <w:p/>
     <w:p/>
     <w:p/>
-    <w:p/>
-    <w:p/>
-    <w:p/>
     <w:p>
       <w:pPr>
         <w:pStyle w:val="Heading1"/>
       </w:pPr>
       <w:bookmarkStart w:id="46" w:name="_Toc241049454"/>
       <w:r>
+        <w:lastRenderedPageBreak/>
         <w:t>Write a C++ program to demonstrate arithmetic operator overloading.</w:t>
       </w:r>
       <w:bookmarkEnd w:id="46"/>
@@ -15407,10 +15376,10 @@
           <w:noProof/>
         </w:rPr>
         <w:drawing>
-          <wp:inline distT="0" distB="0" distL="0" distR="0" wp14:anchorId="4B75F2FD" wp14:editId="4EEB48EF">
-            <wp:extent cx="6037384" cy="1596874"/>
-            <wp:effectExtent l="0" t="0" r="1905" b="3810"/>
-            <wp:docPr id="17" name="Picture 17"/>
+          <wp:inline distT="0" distB="0" distL="0" distR="0" wp14:anchorId="7E35BBB8" wp14:editId="7427897D">
+            <wp:extent cx="6361695" cy="1661160"/>
+            <wp:effectExtent l="0" t="0" r="1270" b="0"/>
+            <wp:docPr id="42" name="Picture 42"/>
             <wp:cNvGraphicFramePr>
               <a:graphicFrameLocks xmlns:a="http://schemas.openxmlformats.org/drawingml/2006/main" noChangeAspect="1"/>
             </wp:cNvGraphicFramePr>
@@ -15430,7 +15399,7 @@
                   <pic:spPr>
                     <a:xfrm>
                       <a:off x="0" y="0"/>
-                      <a:ext cx="6058771" cy="1602531"/>
+                      <a:ext cx="6367051" cy="1662559"/>
                     </a:xfrm>
                     <a:prstGeom prst="rect">
                       <a:avLst/>
@@ -15844,10 +15813,10 @@
           <w:noProof/>
         </w:rPr>
         <w:drawing>
-          <wp:inline distT="0" distB="0" distL="0" distR="0" wp14:anchorId="24172891" wp14:editId="65CE3602">
-            <wp:extent cx="6301614" cy="1430215"/>
-            <wp:effectExtent l="0" t="0" r="4445" b="0"/>
-            <wp:docPr id="18" name="Picture 18"/>
+          <wp:inline distT="0" distB="0" distL="0" distR="0" wp14:anchorId="24B567EB" wp14:editId="6204635B">
+            <wp:extent cx="6393481" cy="1424940"/>
+            <wp:effectExtent l="0" t="0" r="7620" b="3810"/>
+            <wp:docPr id="43" name="Picture 43"/>
             <wp:cNvGraphicFramePr>
               <a:graphicFrameLocks xmlns:a="http://schemas.openxmlformats.org/drawingml/2006/main" noChangeAspect="1"/>
             </wp:cNvGraphicFramePr>
@@ -15867,7 +15836,7 @@
                   <pic:spPr>
                     <a:xfrm>
                       <a:off x="0" y="0"/>
-                      <a:ext cx="6352599" cy="1441787"/>
+                      <a:ext cx="6406328" cy="1427803"/>
                     </a:xfrm>
                     <a:prstGeom prst="rect">
                       <a:avLst/>
@@ -16302,10 +16271,10 @@
           <w:noProof/>
         </w:rPr>
         <w:drawing>
-          <wp:inline distT="0" distB="0" distL="0" distR="0" wp14:anchorId="13B6E727" wp14:editId="11258187">
-            <wp:extent cx="5753599" cy="1684166"/>
-            <wp:effectExtent l="0" t="0" r="0" b="0"/>
-            <wp:docPr id="19" name="Picture 19"/>
+          <wp:inline distT="0" distB="0" distL="0" distR="0" wp14:anchorId="39D96A52" wp14:editId="465DB303">
+            <wp:extent cx="6352236" cy="1805940"/>
+            <wp:effectExtent l="0" t="0" r="0" b="3810"/>
+            <wp:docPr id="44" name="Picture 44"/>
             <wp:cNvGraphicFramePr>
               <a:graphicFrameLocks xmlns:a="http://schemas.openxmlformats.org/drawingml/2006/main" noChangeAspect="1"/>
             </wp:cNvGraphicFramePr>
@@ -16325,7 +16294,7 @@
                   <pic:spPr>
                     <a:xfrm>
                       <a:off x="0" y="0"/>
-                      <a:ext cx="5753599" cy="1684166"/>
+                      <a:ext cx="6360487" cy="1808286"/>
                     </a:xfrm>
                     <a:prstGeom prst="rect">
                       <a:avLst/>
@@ -16650,10 +16619,10 @@
           <w:noProof/>
         </w:rPr>
         <w:drawing>
-          <wp:inline distT="0" distB="0" distL="0" distR="0" wp14:anchorId="6FFB5E27" wp14:editId="27424F4F">
-            <wp:extent cx="6253322" cy="1805353"/>
-            <wp:effectExtent l="0" t="0" r="0" b="4445"/>
-            <wp:docPr id="20" name="Picture 20"/>
+          <wp:inline distT="0" distB="0" distL="0" distR="0" wp14:anchorId="409B39E7" wp14:editId="5B87AEA3">
+            <wp:extent cx="6327583" cy="1897380"/>
+            <wp:effectExtent l="0" t="0" r="0" b="7620"/>
+            <wp:docPr id="45" name="Picture 45"/>
             <wp:cNvGraphicFramePr>
               <a:graphicFrameLocks xmlns:a="http://schemas.openxmlformats.org/drawingml/2006/main" noChangeAspect="1"/>
             </wp:cNvGraphicFramePr>
@@ -16673,7 +16642,7 @@
                   <pic:spPr>
                     <a:xfrm>
                       <a:off x="0" y="0"/>
-                      <a:ext cx="6270117" cy="1810202"/>
+                      <a:ext cx="6339173" cy="1900855"/>
                     </a:xfrm>
                     <a:prstGeom prst="rect">
                       <a:avLst/>
@@ -17081,10 +17050,10 @@
           <w:noProof/>
         </w:rPr>
         <w:drawing>
-          <wp:inline distT="0" distB="0" distL="0" distR="0" wp14:anchorId="32BD0012" wp14:editId="1E0815C0">
-            <wp:extent cx="6293819" cy="2268415"/>
-            <wp:effectExtent l="0" t="0" r="0" b="0"/>
-            <wp:docPr id="21" name="Picture 21"/>
+          <wp:inline distT="0" distB="0" distL="0" distR="0" wp14:anchorId="372E6C78" wp14:editId="34E16F39">
+            <wp:extent cx="6183702" cy="2849880"/>
+            <wp:effectExtent l="0" t="0" r="7620" b="7620"/>
+            <wp:docPr id="46" name="Picture 46"/>
             <wp:cNvGraphicFramePr>
               <a:graphicFrameLocks xmlns:a="http://schemas.openxmlformats.org/drawingml/2006/main" noChangeAspect="1"/>
             </wp:cNvGraphicFramePr>
@@ -17104,7 +17073,7 @@
                   <pic:spPr>
                     <a:xfrm>
                       <a:off x="0" y="0"/>
-                      <a:ext cx="6307635" cy="2273394"/>
+                      <a:ext cx="6197277" cy="2856136"/>
                     </a:xfrm>
                     <a:prstGeom prst="rect">
                       <a:avLst/>
@@ -17128,7 +17097,6 @@
       </w:pPr>
       <w:bookmarkStart w:id="61" w:name="_Toc241049469"/>
       <w:r>
-        <w:lastRenderedPageBreak/>
         <w:t>Write a C++ program to find the maximum of two values using a function template.</w:t>
       </w:r>
       <w:bookmarkEnd w:id="61"/>
@@ -17478,10 +17446,10 @@
           <w:noProof/>
         </w:rPr>
         <w:drawing>
-          <wp:inline distT="0" distB="0" distL="0" distR="0" wp14:anchorId="08375BAB" wp14:editId="5353138A">
-            <wp:extent cx="6274734" cy="2280139"/>
-            <wp:effectExtent l="0" t="0" r="0" b="6350"/>
-            <wp:docPr id="22" name="Picture 22"/>
+          <wp:inline distT="0" distB="0" distL="0" distR="0" wp14:anchorId="796EDD0E" wp14:editId="52FE8557">
+            <wp:extent cx="6149340" cy="2565400"/>
+            <wp:effectExtent l="0" t="0" r="3810" b="6350"/>
+            <wp:docPr id="47" name="Picture 47"/>
             <wp:cNvGraphicFramePr>
               <a:graphicFrameLocks xmlns:a="http://schemas.openxmlformats.org/drawingml/2006/main" noChangeAspect="1"/>
             </wp:cNvGraphicFramePr>
@@ -17501,7 +17469,7 @@
                   <pic:spPr>
                     <a:xfrm>
                       <a:off x="0" y="0"/>
-                      <a:ext cx="6306341" cy="2291624"/>
+                      <a:ext cx="6158139" cy="2569071"/>
                     </a:xfrm>
                     <a:prstGeom prst="rect">
                       <a:avLst/>
@@ -17514,9 +17482,6 @@
         </w:drawing>
       </w:r>
     </w:p>
-    <w:p/>
-    <w:p/>
-    <w:p/>
     <w:p>
       <w:pPr>
         <w:pStyle w:val="Heading1"/>
@@ -17914,10 +17879,10 @@
           <w:noProof/>
         </w:rPr>
         <w:drawing>
-          <wp:inline distT="0" distB="0" distL="0" distR="0" wp14:anchorId="32088909" wp14:editId="53430E48">
-            <wp:extent cx="6325081" cy="1758461"/>
-            <wp:effectExtent l="0" t="0" r="0" b="0"/>
-            <wp:docPr id="23" name="Picture 23"/>
+          <wp:inline distT="0" distB="0" distL="0" distR="0" wp14:anchorId="1743AEF8" wp14:editId="703D3E7E">
+            <wp:extent cx="6485138" cy="1767840"/>
+            <wp:effectExtent l="0" t="0" r="0" b="3810"/>
+            <wp:docPr id="48" name="Picture 48"/>
             <wp:cNvGraphicFramePr>
               <a:graphicFrameLocks xmlns:a="http://schemas.openxmlformats.org/drawingml/2006/main" noChangeAspect="1"/>
             </wp:cNvGraphicFramePr>
@@ -17937,7 +17902,7 @@
                   <pic:spPr>
                     <a:xfrm>
                       <a:off x="0" y="0"/>
-                      <a:ext cx="6336563" cy="1761653"/>
+                      <a:ext cx="6496991" cy="1771071"/>
                     </a:xfrm>
                     <a:prstGeom prst="rect">
                       <a:avLst/>
@@ -18368,10 +18333,10 @@
           <w:noProof/>
         </w:rPr>
         <w:drawing>
-          <wp:inline distT="0" distB="0" distL="0" distR="0" wp14:anchorId="6F440D36" wp14:editId="3C9A97D9">
-            <wp:extent cx="6398323" cy="1647093"/>
-            <wp:effectExtent l="0" t="0" r="2540" b="0"/>
-            <wp:docPr id="24" name="Picture 24"/>
+          <wp:inline distT="0" distB="0" distL="0" distR="0" wp14:anchorId="06B07F81" wp14:editId="57ABE418">
+            <wp:extent cx="6446794" cy="1546860"/>
+            <wp:effectExtent l="0" t="0" r="0" b="0"/>
+            <wp:docPr id="49" name="Picture 49"/>
             <wp:cNvGraphicFramePr>
               <a:graphicFrameLocks xmlns:a="http://schemas.openxmlformats.org/drawingml/2006/main" noChangeAspect="1"/>
             </wp:cNvGraphicFramePr>
@@ -18391,7 +18356,7 @@
                   <pic:spPr>
                     <a:xfrm>
                       <a:off x="0" y="0"/>
-                      <a:ext cx="6458737" cy="1662645"/>
+                      <a:ext cx="6459952" cy="1550017"/>
                     </a:xfrm>
                     <a:prstGeom prst="rect">
                       <a:avLst/>
@@ -18887,10 +18852,10 @@
           <w:noProof/>
         </w:rPr>
         <w:drawing>
-          <wp:inline distT="0" distB="0" distL="0" distR="0" wp14:anchorId="5CFD02D4" wp14:editId="27AA62D2">
-            <wp:extent cx="6254261" cy="1640462"/>
-            <wp:effectExtent l="0" t="0" r="0" b="0"/>
-            <wp:docPr id="25" name="Picture 25"/>
+          <wp:inline distT="0" distB="0" distL="0" distR="0" wp14:anchorId="5ECB68ED" wp14:editId="5D6E9E71">
+            <wp:extent cx="6310009" cy="1706880"/>
+            <wp:effectExtent l="0" t="0" r="0" b="7620"/>
+            <wp:docPr id="50" name="Picture 50"/>
             <wp:cNvGraphicFramePr>
               <a:graphicFrameLocks xmlns:a="http://schemas.openxmlformats.org/drawingml/2006/main" noChangeAspect="1"/>
             </wp:cNvGraphicFramePr>
@@ -18910,7 +18875,7 @@
                   <pic:spPr>
                     <a:xfrm>
                       <a:off x="0" y="0"/>
-                      <a:ext cx="6299583" cy="1652350"/>
+                      <a:ext cx="6317538" cy="1708917"/>
                     </a:xfrm>
                     <a:prstGeom prst="rect">
                       <a:avLst/>
@@ -18931,7 +18896,6 @@
       </w:pPr>
       <w:bookmarkStart w:id="73" w:name="_Toc241049481"/>
       <w:r>
-        <w:lastRenderedPageBreak/>
         <w:t>Write a C++ program to demonstrate exception handling using try, throw, and catch.</w:t>
       </w:r>
       <w:bookmarkEnd w:id="73"/>
@@ -19263,10 +19227,10 @@
           <w:noProof/>
         </w:rPr>
         <w:drawing>
-          <wp:inline distT="0" distB="0" distL="0" distR="0" wp14:anchorId="0179E1DD" wp14:editId="4805DEA5">
-            <wp:extent cx="6166873" cy="1910862"/>
-            <wp:effectExtent l="0" t="0" r="5715" b="0"/>
-            <wp:docPr id="26" name="Picture 26"/>
+          <wp:inline distT="0" distB="0" distL="0" distR="0" wp14:anchorId="5A4BBC5B" wp14:editId="43286D80">
+            <wp:extent cx="6422613" cy="1958340"/>
+            <wp:effectExtent l="0" t="0" r="0" b="3810"/>
+            <wp:docPr id="51" name="Picture 51"/>
             <wp:cNvGraphicFramePr>
               <a:graphicFrameLocks xmlns:a="http://schemas.openxmlformats.org/drawingml/2006/main" noChangeAspect="1"/>
             </wp:cNvGraphicFramePr>
@@ -19286,7 +19250,7 @@
                   <pic:spPr>
                     <a:xfrm>
                       <a:off x="0" y="0"/>
-                      <a:ext cx="6196382" cy="1920006"/>
+                      <a:ext cx="6430885" cy="1960862"/>
                     </a:xfrm>
                     <a:prstGeom prst="rect">
                       <a:avLst/>
@@ -19380,7 +19344,7 @@
           <w:rPr>
             <w:noProof/>
           </w:rPr>
-          <w:t>iii</w:t>
+          <w:t>i</w:t>
         </w:r>
         <w:r>
           <w:rPr>
@@ -19433,7 +19397,7 @@
           <w:rPr>
             <w:noProof/>
           </w:rPr>
-          <w:t>16</w:t>
+          <w:t>17</w:t>
         </w:r>
         <w:r>
           <w:rPr>
